--- a/docs/Research_F1_Prediction.docx
+++ b/docs/Research_F1_Prediction.docx
@@ -6,7 +6,7 @@
       <w:pPr>
         <w:pStyle w:val="Heading1"/>
       </w:pPr>
-      <w:bookmarkStart w:id="0" w:name="_Toc240292675"/>
+      <w:bookmarkStart w:id="0" w:name="_Toc240552581"/>
       <w:r>
         <w:t>Research – F1 Lap Time Prediction</w:t>
       </w:r>
@@ -14,6 +14,15 @@
     </w:p>
     <w:sdt>
       <w:sdtPr>
+        <w:rPr>
+          <w:rFonts w:asciiTheme="minorHAnsi" w:eastAsiaTheme="minorHAnsi" w:hAnsiTheme="minorHAnsi" w:cstheme="minorBidi"/>
+          <w:color w:val="auto"/>
+          <w:kern w:val="2"/>
+          <w:sz w:val="24"/>
+          <w:szCs w:val="24"/>
+          <w:lang w:eastAsia="en-US"/>
+          <w14:ligatures w14:val="standardContextual"/>
+        </w:rPr>
         <w:id w:val="-1650126353"/>
         <w:docPartObj>
           <w:docPartGallery w:val="Table of Contents"/>
@@ -22,15 +31,8 @@
       </w:sdtPr>
       <w:sdtEndPr>
         <w:rPr>
-          <w:rFonts w:asciiTheme="minorHAnsi" w:eastAsiaTheme="minorHAnsi" w:hAnsiTheme="minorHAnsi" w:cstheme="minorBidi"/>
           <w:b/>
           <w:bCs/>
-          <w:color w:val="auto"/>
-          <w:kern w:val="2"/>
-          <w:sz w:val="24"/>
-          <w:szCs w:val="24"/>
-          <w:lang w:eastAsia="en-US"/>
-          <w14:ligatures w14:val="standardContextual"/>
         </w:rPr>
       </w:sdtEndPr>
       <w:sdtContent>
@@ -49,7 +51,9 @@
               <w:tab w:val="right" w:leader="dot" w:pos="9016"/>
             </w:tabs>
             <w:rPr>
+              <w:rFonts w:eastAsiaTheme="minorEastAsia"/>
               <w:noProof/>
+              <w:lang w:eastAsia="en-GB"/>
             </w:rPr>
           </w:pPr>
           <w:r>
@@ -61,7 +65,7 @@
           <w:r>
             <w:fldChar w:fldCharType="separate"/>
           </w:r>
-          <w:hyperlink w:anchor="_Toc240292675" w:history="1">
+          <w:hyperlink w:anchor="_Toc240552581" w:history="1">
             <w:r>
               <w:rPr>
                 <w:rStyle w:val="Hyperlink"/>
@@ -88,7 +92,7 @@
                 <w:noProof/>
                 <w:webHidden/>
               </w:rPr>
-              <w:instrText xml:space="preserve"> PAGEREF _Toc240292675 \h </w:instrText>
+              <w:instrText xml:space="preserve"> PAGEREF _Toc240552581 \h </w:instrText>
             </w:r>
             <w:r>
               <w:rPr>
@@ -126,10 +130,12 @@
               <w:tab w:val="right" w:leader="dot" w:pos="9016"/>
             </w:tabs>
             <w:rPr>
+              <w:rFonts w:eastAsiaTheme="minorEastAsia"/>
               <w:noProof/>
+              <w:lang w:eastAsia="en-GB"/>
             </w:rPr>
           </w:pPr>
-          <w:hyperlink w:anchor="_Toc240292676" w:history="1">
+          <w:hyperlink w:anchor="_Toc240552582" w:history="1">
             <w:r>
               <w:rPr>
                 <w:rStyle w:val="Hyperlink"/>
@@ -156,7 +162,7 @@
                 <w:noProof/>
                 <w:webHidden/>
               </w:rPr>
-              <w:instrText xml:space="preserve"> PAGEREF _Toc240292676 \h </w:instrText>
+              <w:instrText xml:space="preserve"> PAGEREF _Toc240552582 \h </w:instrText>
             </w:r>
             <w:r>
               <w:rPr>
@@ -194,16 +200,18 @@
               <w:tab w:val="right" w:leader="dot" w:pos="9016"/>
             </w:tabs>
             <w:rPr>
+              <w:rFonts w:eastAsiaTheme="minorEastAsia"/>
               <w:noProof/>
+              <w:lang w:eastAsia="en-GB"/>
             </w:rPr>
           </w:pPr>
-          <w:hyperlink w:anchor="_Toc240292677" w:history="1">
+          <w:hyperlink w:anchor="_Toc240552583" w:history="1">
             <w:r>
               <w:rPr>
                 <w:rStyle w:val="Hyperlink"/>
                 <w:noProof/>
               </w:rPr>
-              <w:t>This tasks is supervised regression, as the target variable is a continuous numerical value. Due to this, I will mainly be working with Machine Learning Algorithms, with the possibility of even adding a Neural Network to then compare to the Machine Learning.</w:t>
+              <w:t>Research Questions</w:t>
             </w:r>
             <w:r>
               <w:rPr>
@@ -224,7 +232,7 @@
                 <w:noProof/>
                 <w:webHidden/>
               </w:rPr>
-              <w:instrText xml:space="preserve"> PAGEREF _Toc240292677 \h </w:instrText>
+              <w:instrText xml:space="preserve"> PAGEREF _Toc240552583 \h </w:instrText>
             </w:r>
             <w:r>
               <w:rPr>
@@ -262,16 +270,18 @@
               <w:tab w:val="right" w:leader="dot" w:pos="9016"/>
             </w:tabs>
             <w:rPr>
+              <w:rFonts w:eastAsiaTheme="minorEastAsia"/>
               <w:noProof/>
+              <w:lang w:eastAsia="en-GB"/>
             </w:rPr>
           </w:pPr>
-          <w:hyperlink w:anchor="_Toc240292678" w:history="1">
+          <w:hyperlink w:anchor="_Toc240552584" w:history="1">
             <w:r>
               <w:rPr>
                 <w:rStyle w:val="Hyperlink"/>
                 <w:noProof/>
               </w:rPr>
-              <w:t>Research Questions</w:t>
+              <w:t>Research Method – DOT Framework</w:t>
             </w:r>
             <w:r>
               <w:rPr>
@@ -292,7 +302,7 @@
                 <w:noProof/>
                 <w:webHidden/>
               </w:rPr>
-              <w:instrText xml:space="preserve"> PAGEREF _Toc240292678 \h </w:instrText>
+              <w:instrText xml:space="preserve"> PAGEREF _Toc240552584 \h </w:instrText>
             </w:r>
             <w:r>
               <w:rPr>
@@ -313,6 +323,286 @@
                 <w:webHidden/>
               </w:rPr>
               <w:t>2</w:t>
+            </w:r>
+            <w:r>
+              <w:rPr>
+                <w:noProof/>
+                <w:webHidden/>
+              </w:rPr>
+              <w:fldChar w:fldCharType="end"/>
+            </w:r>
+          </w:hyperlink>
+        </w:p>
+        <w:p>
+          <w:pPr>
+            <w:pStyle w:val="TOC3"/>
+            <w:tabs>
+              <w:tab w:val="right" w:leader="dot" w:pos="9016"/>
+            </w:tabs>
+            <w:rPr>
+              <w:rFonts w:eastAsiaTheme="minorEastAsia"/>
+              <w:noProof/>
+              <w:lang w:eastAsia="en-GB"/>
+            </w:rPr>
+          </w:pPr>
+          <w:hyperlink w:anchor="_Toc240552585" w:history="1">
+            <w:r>
+              <w:rPr>
+                <w:rStyle w:val="Hyperlink"/>
+                <w:noProof/>
+              </w:rPr>
+              <w:t>Library</w:t>
+            </w:r>
+            <w:r>
+              <w:rPr>
+                <w:noProof/>
+                <w:webHidden/>
+              </w:rPr>
+              <w:tab/>
+            </w:r>
+            <w:r>
+              <w:rPr>
+                <w:noProof/>
+                <w:webHidden/>
+              </w:rPr>
+              <w:fldChar w:fldCharType="begin"/>
+            </w:r>
+            <w:r>
+              <w:rPr>
+                <w:noProof/>
+                <w:webHidden/>
+              </w:rPr>
+              <w:instrText xml:space="preserve"> PAGEREF _Toc240552585 \h </w:instrText>
+            </w:r>
+            <w:r>
+              <w:rPr>
+                <w:noProof/>
+                <w:webHidden/>
+              </w:rPr>
+            </w:r>
+            <w:r>
+              <w:rPr>
+                <w:noProof/>
+                <w:webHidden/>
+              </w:rPr>
+              <w:fldChar w:fldCharType="separate"/>
+            </w:r>
+            <w:r>
+              <w:rPr>
+                <w:noProof/>
+                <w:webHidden/>
+              </w:rPr>
+              <w:t>2</w:t>
+            </w:r>
+            <w:r>
+              <w:rPr>
+                <w:noProof/>
+                <w:webHidden/>
+              </w:rPr>
+              <w:fldChar w:fldCharType="end"/>
+            </w:r>
+          </w:hyperlink>
+        </w:p>
+        <w:p>
+          <w:pPr>
+            <w:pStyle w:val="TOC3"/>
+            <w:tabs>
+              <w:tab w:val="right" w:leader="dot" w:pos="9016"/>
+            </w:tabs>
+            <w:rPr>
+              <w:rFonts w:eastAsiaTheme="minorEastAsia"/>
+              <w:noProof/>
+              <w:lang w:eastAsia="en-GB"/>
+            </w:rPr>
+          </w:pPr>
+          <w:hyperlink w:anchor="_Toc240552586" w:history="1">
+            <w:r>
+              <w:rPr>
+                <w:rStyle w:val="Hyperlink"/>
+                <w:noProof/>
+              </w:rPr>
+              <w:t>Workshop</w:t>
+            </w:r>
+            <w:r>
+              <w:rPr>
+                <w:noProof/>
+                <w:webHidden/>
+              </w:rPr>
+              <w:tab/>
+            </w:r>
+            <w:r>
+              <w:rPr>
+                <w:noProof/>
+                <w:webHidden/>
+              </w:rPr>
+              <w:fldChar w:fldCharType="begin"/>
+            </w:r>
+            <w:r>
+              <w:rPr>
+                <w:noProof/>
+                <w:webHidden/>
+              </w:rPr>
+              <w:instrText xml:space="preserve"> PAGEREF _Toc240552586 \h </w:instrText>
+            </w:r>
+            <w:r>
+              <w:rPr>
+                <w:noProof/>
+                <w:webHidden/>
+              </w:rPr>
+            </w:r>
+            <w:r>
+              <w:rPr>
+                <w:noProof/>
+                <w:webHidden/>
+              </w:rPr>
+              <w:fldChar w:fldCharType="separate"/>
+            </w:r>
+            <w:r>
+              <w:rPr>
+                <w:noProof/>
+                <w:webHidden/>
+              </w:rPr>
+              <w:t>2</w:t>
+            </w:r>
+            <w:r>
+              <w:rPr>
+                <w:noProof/>
+                <w:webHidden/>
+              </w:rPr>
+              <w:fldChar w:fldCharType="end"/>
+            </w:r>
+          </w:hyperlink>
+        </w:p>
+        <w:p>
+          <w:pPr>
+            <w:pStyle w:val="TOC3"/>
+            <w:tabs>
+              <w:tab w:val="right" w:leader="dot" w:pos="9016"/>
+            </w:tabs>
+            <w:rPr>
+              <w:rFonts w:eastAsiaTheme="minorEastAsia"/>
+              <w:noProof/>
+              <w:lang w:eastAsia="en-GB"/>
+            </w:rPr>
+          </w:pPr>
+          <w:hyperlink w:anchor="_Toc240552587" w:history="1">
+            <w:r>
+              <w:rPr>
+                <w:rStyle w:val="Hyperlink"/>
+                <w:noProof/>
+              </w:rPr>
+              <w:t>Lab</w:t>
+            </w:r>
+            <w:r>
+              <w:rPr>
+                <w:noProof/>
+                <w:webHidden/>
+              </w:rPr>
+              <w:tab/>
+            </w:r>
+            <w:r>
+              <w:rPr>
+                <w:noProof/>
+                <w:webHidden/>
+              </w:rPr>
+              <w:fldChar w:fldCharType="begin"/>
+            </w:r>
+            <w:r>
+              <w:rPr>
+                <w:noProof/>
+                <w:webHidden/>
+              </w:rPr>
+              <w:instrText xml:space="preserve"> PAGEREF _Toc240552587 \h </w:instrText>
+            </w:r>
+            <w:r>
+              <w:rPr>
+                <w:noProof/>
+                <w:webHidden/>
+              </w:rPr>
+            </w:r>
+            <w:r>
+              <w:rPr>
+                <w:noProof/>
+                <w:webHidden/>
+              </w:rPr>
+              <w:fldChar w:fldCharType="separate"/>
+            </w:r>
+            <w:r>
+              <w:rPr>
+                <w:noProof/>
+                <w:webHidden/>
+              </w:rPr>
+              <w:t>3</w:t>
+            </w:r>
+            <w:r>
+              <w:rPr>
+                <w:noProof/>
+                <w:webHidden/>
+              </w:rPr>
+              <w:fldChar w:fldCharType="end"/>
+            </w:r>
+          </w:hyperlink>
+        </w:p>
+        <w:p>
+          <w:pPr>
+            <w:pStyle w:val="TOC3"/>
+            <w:tabs>
+              <w:tab w:val="right" w:leader="dot" w:pos="9016"/>
+            </w:tabs>
+            <w:rPr>
+              <w:rFonts w:eastAsiaTheme="minorEastAsia"/>
+              <w:noProof/>
+              <w:lang w:eastAsia="en-GB"/>
+            </w:rPr>
+          </w:pPr>
+          <w:hyperlink w:anchor="_Toc240552588" w:history="1">
+            <w:r>
+              <w:rPr>
+                <w:rStyle w:val="Hyperlink"/>
+                <w:noProof/>
+              </w:rPr>
+              <w:t>Showroom</w:t>
+            </w:r>
+            <w:r>
+              <w:rPr>
+                <w:noProof/>
+                <w:webHidden/>
+              </w:rPr>
+              <w:tab/>
+            </w:r>
+            <w:r>
+              <w:rPr>
+                <w:noProof/>
+                <w:webHidden/>
+              </w:rPr>
+              <w:fldChar w:fldCharType="begin"/>
+            </w:r>
+            <w:r>
+              <w:rPr>
+                <w:noProof/>
+                <w:webHidden/>
+              </w:rPr>
+              <w:instrText xml:space="preserve"> PAGEREF _Toc240552588 \h </w:instrText>
+            </w:r>
+            <w:r>
+              <w:rPr>
+                <w:noProof/>
+                <w:webHidden/>
+              </w:rPr>
+            </w:r>
+            <w:r>
+              <w:rPr>
+                <w:noProof/>
+                <w:webHidden/>
+              </w:rPr>
+              <w:fldChar w:fldCharType="separate"/>
+            </w:r>
+            <w:r>
+              <w:rPr>
+                <w:noProof/>
+                <w:webHidden/>
+              </w:rPr>
+              <w:t>3</w:t>
             </w:r>
             <w:r>
               <w:rPr>
@@ -330,16 +620,18 @@
               <w:tab w:val="right" w:leader="dot" w:pos="9016"/>
             </w:tabs>
             <w:rPr>
+              <w:rFonts w:eastAsiaTheme="minorEastAsia"/>
               <w:noProof/>
+              <w:lang w:eastAsia="en-GB"/>
             </w:rPr>
           </w:pPr>
-          <w:hyperlink w:anchor="_Toc240292679" w:history="1">
+          <w:hyperlink w:anchor="_Toc240552589" w:history="1">
             <w:r>
               <w:rPr>
                 <w:rStyle w:val="Hyperlink"/>
                 <w:noProof/>
               </w:rPr>
-              <w:t>Research Method – DOT Framework</w:t>
+              <w:t>Data Sources and Preparation</w:t>
             </w:r>
             <w:r>
               <w:rPr>
@@ -360,7 +652,7 @@
                 <w:noProof/>
                 <w:webHidden/>
               </w:rPr>
-              <w:instrText xml:space="preserve"> PAGEREF _Toc240292679 \h </w:instrText>
+              <w:instrText xml:space="preserve"> PAGEREF _Toc240552589 \h </w:instrText>
             </w:r>
             <w:r>
               <w:rPr>
@@ -380,7 +672,427 @@
                 <w:noProof/>
                 <w:webHidden/>
               </w:rPr>
-              <w:t>2</w:t>
+              <w:t>3</w:t>
+            </w:r>
+            <w:r>
+              <w:rPr>
+                <w:noProof/>
+                <w:webHidden/>
+              </w:rPr>
+              <w:fldChar w:fldCharType="end"/>
+            </w:r>
+          </w:hyperlink>
+        </w:p>
+        <w:p>
+          <w:pPr>
+            <w:pStyle w:val="TOC2"/>
+            <w:tabs>
+              <w:tab w:val="right" w:leader="dot" w:pos="9016"/>
+            </w:tabs>
+            <w:rPr>
+              <w:rFonts w:eastAsiaTheme="minorEastAsia"/>
+              <w:noProof/>
+              <w:lang w:eastAsia="en-GB"/>
+            </w:rPr>
+          </w:pPr>
+          <w:hyperlink w:anchor="_Toc240552590" w:history="1">
+            <w:r>
+              <w:rPr>
+                <w:rStyle w:val="Hyperlink"/>
+                <w:noProof/>
+              </w:rPr>
+              <w:t>Feature Selection and Data Leakage</w:t>
+            </w:r>
+            <w:r>
+              <w:rPr>
+                <w:noProof/>
+                <w:webHidden/>
+              </w:rPr>
+              <w:tab/>
+            </w:r>
+            <w:r>
+              <w:rPr>
+                <w:noProof/>
+                <w:webHidden/>
+              </w:rPr>
+              <w:fldChar w:fldCharType="begin"/>
+            </w:r>
+            <w:r>
+              <w:rPr>
+                <w:noProof/>
+                <w:webHidden/>
+              </w:rPr>
+              <w:instrText xml:space="preserve"> PAGEREF _Toc240552590 \h </w:instrText>
+            </w:r>
+            <w:r>
+              <w:rPr>
+                <w:noProof/>
+                <w:webHidden/>
+              </w:rPr>
+            </w:r>
+            <w:r>
+              <w:rPr>
+                <w:noProof/>
+                <w:webHidden/>
+              </w:rPr>
+              <w:fldChar w:fldCharType="separate"/>
+            </w:r>
+            <w:r>
+              <w:rPr>
+                <w:noProof/>
+                <w:webHidden/>
+              </w:rPr>
+              <w:t>3</w:t>
+            </w:r>
+            <w:r>
+              <w:rPr>
+                <w:noProof/>
+                <w:webHidden/>
+              </w:rPr>
+              <w:fldChar w:fldCharType="end"/>
+            </w:r>
+          </w:hyperlink>
+        </w:p>
+        <w:p>
+          <w:pPr>
+            <w:pStyle w:val="TOC2"/>
+            <w:tabs>
+              <w:tab w:val="right" w:leader="dot" w:pos="9016"/>
+            </w:tabs>
+            <w:rPr>
+              <w:rFonts w:eastAsiaTheme="minorEastAsia"/>
+              <w:noProof/>
+              <w:lang w:eastAsia="en-GB"/>
+            </w:rPr>
+          </w:pPr>
+          <w:hyperlink w:anchor="_Toc240552591" w:history="1">
+            <w:r>
+              <w:rPr>
+                <w:rStyle w:val="Hyperlink"/>
+                <w:noProof/>
+              </w:rPr>
+              <w:t>Model Selection</w:t>
+            </w:r>
+            <w:r>
+              <w:rPr>
+                <w:noProof/>
+                <w:webHidden/>
+              </w:rPr>
+              <w:tab/>
+            </w:r>
+            <w:r>
+              <w:rPr>
+                <w:noProof/>
+                <w:webHidden/>
+              </w:rPr>
+              <w:fldChar w:fldCharType="begin"/>
+            </w:r>
+            <w:r>
+              <w:rPr>
+                <w:noProof/>
+                <w:webHidden/>
+              </w:rPr>
+              <w:instrText xml:space="preserve"> PAGEREF _Toc240552591 \h </w:instrText>
+            </w:r>
+            <w:r>
+              <w:rPr>
+                <w:noProof/>
+                <w:webHidden/>
+              </w:rPr>
+            </w:r>
+            <w:r>
+              <w:rPr>
+                <w:noProof/>
+                <w:webHidden/>
+              </w:rPr>
+              <w:fldChar w:fldCharType="separate"/>
+            </w:r>
+            <w:r>
+              <w:rPr>
+                <w:noProof/>
+                <w:webHidden/>
+              </w:rPr>
+              <w:t>3</w:t>
+            </w:r>
+            <w:r>
+              <w:rPr>
+                <w:noProof/>
+                <w:webHidden/>
+              </w:rPr>
+              <w:fldChar w:fldCharType="end"/>
+            </w:r>
+          </w:hyperlink>
+        </w:p>
+        <w:p>
+          <w:pPr>
+            <w:pStyle w:val="TOC2"/>
+            <w:tabs>
+              <w:tab w:val="right" w:leader="dot" w:pos="9016"/>
+            </w:tabs>
+            <w:rPr>
+              <w:rFonts w:eastAsiaTheme="minorEastAsia"/>
+              <w:noProof/>
+              <w:lang w:eastAsia="en-GB"/>
+            </w:rPr>
+          </w:pPr>
+          <w:hyperlink w:anchor="_Toc240552592" w:history="1">
+            <w:r>
+              <w:rPr>
+                <w:rStyle w:val="Hyperlink"/>
+                <w:noProof/>
+              </w:rPr>
+              <w:t>Evaluation Approach</w:t>
+            </w:r>
+            <w:r>
+              <w:rPr>
+                <w:noProof/>
+                <w:webHidden/>
+              </w:rPr>
+              <w:tab/>
+            </w:r>
+            <w:r>
+              <w:rPr>
+                <w:noProof/>
+                <w:webHidden/>
+              </w:rPr>
+              <w:fldChar w:fldCharType="begin"/>
+            </w:r>
+            <w:r>
+              <w:rPr>
+                <w:noProof/>
+                <w:webHidden/>
+              </w:rPr>
+              <w:instrText xml:space="preserve"> PAGEREF _Toc240552592 \h </w:instrText>
+            </w:r>
+            <w:r>
+              <w:rPr>
+                <w:noProof/>
+                <w:webHidden/>
+              </w:rPr>
+            </w:r>
+            <w:r>
+              <w:rPr>
+                <w:noProof/>
+                <w:webHidden/>
+              </w:rPr>
+              <w:fldChar w:fldCharType="separate"/>
+            </w:r>
+            <w:r>
+              <w:rPr>
+                <w:noProof/>
+                <w:webHidden/>
+              </w:rPr>
+              <w:t>4</w:t>
+            </w:r>
+            <w:r>
+              <w:rPr>
+                <w:noProof/>
+                <w:webHidden/>
+              </w:rPr>
+              <w:fldChar w:fldCharType="end"/>
+            </w:r>
+          </w:hyperlink>
+        </w:p>
+        <w:p>
+          <w:pPr>
+            <w:pStyle w:val="TOC2"/>
+            <w:tabs>
+              <w:tab w:val="right" w:leader="dot" w:pos="9016"/>
+            </w:tabs>
+            <w:rPr>
+              <w:rFonts w:eastAsiaTheme="minorEastAsia"/>
+              <w:noProof/>
+              <w:lang w:eastAsia="en-GB"/>
+            </w:rPr>
+          </w:pPr>
+          <w:hyperlink w:anchor="_Toc240552593" w:history="1">
+            <w:r>
+              <w:rPr>
+                <w:rStyle w:val="Hyperlink"/>
+                <w:noProof/>
+              </w:rPr>
+              <w:t>Ethics, GDPR and Data Permission</w:t>
+            </w:r>
+            <w:r>
+              <w:rPr>
+                <w:noProof/>
+                <w:webHidden/>
+              </w:rPr>
+              <w:tab/>
+            </w:r>
+            <w:r>
+              <w:rPr>
+                <w:noProof/>
+                <w:webHidden/>
+              </w:rPr>
+              <w:fldChar w:fldCharType="begin"/>
+            </w:r>
+            <w:r>
+              <w:rPr>
+                <w:noProof/>
+                <w:webHidden/>
+              </w:rPr>
+              <w:instrText xml:space="preserve"> PAGEREF _Toc240552593 \h </w:instrText>
+            </w:r>
+            <w:r>
+              <w:rPr>
+                <w:noProof/>
+                <w:webHidden/>
+              </w:rPr>
+            </w:r>
+            <w:r>
+              <w:rPr>
+                <w:noProof/>
+                <w:webHidden/>
+              </w:rPr>
+              <w:fldChar w:fldCharType="separate"/>
+            </w:r>
+            <w:r>
+              <w:rPr>
+                <w:noProof/>
+                <w:webHidden/>
+              </w:rPr>
+              <w:t>4</w:t>
+            </w:r>
+            <w:r>
+              <w:rPr>
+                <w:noProof/>
+                <w:webHidden/>
+              </w:rPr>
+              <w:fldChar w:fldCharType="end"/>
+            </w:r>
+          </w:hyperlink>
+        </w:p>
+        <w:p>
+          <w:pPr>
+            <w:pStyle w:val="TOC2"/>
+            <w:tabs>
+              <w:tab w:val="right" w:leader="dot" w:pos="9016"/>
+            </w:tabs>
+            <w:rPr>
+              <w:rFonts w:eastAsiaTheme="minorEastAsia"/>
+              <w:noProof/>
+              <w:lang w:eastAsia="en-GB"/>
+            </w:rPr>
+          </w:pPr>
+          <w:hyperlink w:anchor="_Toc240552594" w:history="1">
+            <w:r>
+              <w:rPr>
+                <w:rStyle w:val="Hyperlink"/>
+                <w:noProof/>
+              </w:rPr>
+              <w:t>Conclusion</w:t>
+            </w:r>
+            <w:r>
+              <w:rPr>
+                <w:noProof/>
+                <w:webHidden/>
+              </w:rPr>
+              <w:tab/>
+            </w:r>
+            <w:r>
+              <w:rPr>
+                <w:noProof/>
+                <w:webHidden/>
+              </w:rPr>
+              <w:fldChar w:fldCharType="begin"/>
+            </w:r>
+            <w:r>
+              <w:rPr>
+                <w:noProof/>
+                <w:webHidden/>
+              </w:rPr>
+              <w:instrText xml:space="preserve"> PAGEREF _Toc240552594 \h </w:instrText>
+            </w:r>
+            <w:r>
+              <w:rPr>
+                <w:noProof/>
+                <w:webHidden/>
+              </w:rPr>
+            </w:r>
+            <w:r>
+              <w:rPr>
+                <w:noProof/>
+                <w:webHidden/>
+              </w:rPr>
+              <w:fldChar w:fldCharType="separate"/>
+            </w:r>
+            <w:r>
+              <w:rPr>
+                <w:noProof/>
+                <w:webHidden/>
+              </w:rPr>
+              <w:t>4</w:t>
+            </w:r>
+            <w:r>
+              <w:rPr>
+                <w:noProof/>
+                <w:webHidden/>
+              </w:rPr>
+              <w:fldChar w:fldCharType="end"/>
+            </w:r>
+          </w:hyperlink>
+        </w:p>
+        <w:p>
+          <w:pPr>
+            <w:pStyle w:val="TOC2"/>
+            <w:tabs>
+              <w:tab w:val="right" w:leader="dot" w:pos="9016"/>
+            </w:tabs>
+            <w:rPr>
+              <w:rFonts w:eastAsiaTheme="minorEastAsia"/>
+              <w:noProof/>
+              <w:lang w:eastAsia="en-GB"/>
+            </w:rPr>
+          </w:pPr>
+          <w:hyperlink w:anchor="_Toc240552595" w:history="1">
+            <w:r>
+              <w:rPr>
+                <w:rStyle w:val="Hyperlink"/>
+                <w:noProof/>
+              </w:rPr>
+              <w:t>References</w:t>
+            </w:r>
+            <w:r>
+              <w:rPr>
+                <w:noProof/>
+                <w:webHidden/>
+              </w:rPr>
+              <w:tab/>
+            </w:r>
+            <w:r>
+              <w:rPr>
+                <w:noProof/>
+                <w:webHidden/>
+              </w:rPr>
+              <w:fldChar w:fldCharType="begin"/>
+            </w:r>
+            <w:r>
+              <w:rPr>
+                <w:noProof/>
+                <w:webHidden/>
+              </w:rPr>
+              <w:instrText xml:space="preserve"> PAGEREF _Toc240552595 \h </w:instrText>
+            </w:r>
+            <w:r>
+              <w:rPr>
+                <w:noProof/>
+                <w:webHidden/>
+              </w:rPr>
+            </w:r>
+            <w:r>
+              <w:rPr>
+                <w:noProof/>
+                <w:webHidden/>
+              </w:rPr>
+              <w:fldChar w:fldCharType="separate"/>
+            </w:r>
+            <w:r>
+              <w:rPr>
+                <w:noProof/>
+                <w:webHidden/>
+              </w:rPr>
+              <w:t>5</w:t>
             </w:r>
             <w:r>
               <w:rPr>
@@ -398,16 +1110,18 @@
               <w:tab w:val="right" w:leader="dot" w:pos="9016"/>
             </w:tabs>
             <w:rPr>
+              <w:rFonts w:eastAsiaTheme="minorEastAsia"/>
               <w:noProof/>
+              <w:lang w:eastAsia="en-GB"/>
             </w:rPr>
           </w:pPr>
-          <w:hyperlink w:anchor="_Toc240292680" w:history="1">
+          <w:hyperlink w:anchor="_Toc240552596" w:history="1">
             <w:r>
               <w:rPr>
                 <w:rStyle w:val="Hyperlink"/>
                 <w:noProof/>
               </w:rPr>
-              <w:t>Library</w:t>
+              <w:t>Additional sources discussed</w:t>
             </w:r>
             <w:r>
               <w:rPr>
@@ -428,755 +1142,7 @@
                 <w:noProof/>
                 <w:webHidden/>
               </w:rPr>
-              <w:instrText xml:space="preserve"> PAGEREF _Toc240292680 \h </w:instrText>
-            </w:r>
-            <w:r>
-              <w:rPr>
-                <w:noProof/>
-                <w:webHidden/>
-              </w:rPr>
-            </w:r>
-            <w:r>
-              <w:rPr>
-                <w:noProof/>
-                <w:webHidden/>
-              </w:rPr>
-              <w:fldChar w:fldCharType="separate"/>
-            </w:r>
-            <w:r>
-              <w:rPr>
-                <w:noProof/>
-                <w:webHidden/>
-              </w:rPr>
-              <w:t>2</w:t>
-            </w:r>
-            <w:r>
-              <w:rPr>
-                <w:noProof/>
-                <w:webHidden/>
-              </w:rPr>
-              <w:fldChar w:fldCharType="end"/>
-            </w:r>
-          </w:hyperlink>
-        </w:p>
-        <w:p>
-          <w:pPr>
-            <w:pStyle w:val="TOC3"/>
-            <w:tabs>
-              <w:tab w:val="right" w:leader="dot" w:pos="9016"/>
-            </w:tabs>
-            <w:rPr>
-              <w:noProof/>
-            </w:rPr>
-          </w:pPr>
-          <w:hyperlink w:anchor="_Toc240292681" w:history="1">
-            <w:r>
-              <w:rPr>
-                <w:rStyle w:val="Hyperlink"/>
-                <w:noProof/>
-              </w:rPr>
-              <w:t>Workshop</w:t>
-            </w:r>
-            <w:r>
-              <w:rPr>
-                <w:noProof/>
-                <w:webHidden/>
-              </w:rPr>
-              <w:tab/>
-            </w:r>
-            <w:r>
-              <w:rPr>
-                <w:noProof/>
-                <w:webHidden/>
-              </w:rPr>
-              <w:fldChar w:fldCharType="begin"/>
-            </w:r>
-            <w:r>
-              <w:rPr>
-                <w:noProof/>
-                <w:webHidden/>
-              </w:rPr>
-              <w:instrText xml:space="preserve"> PAGEREF _Toc240292681 \h </w:instrText>
-            </w:r>
-            <w:r>
-              <w:rPr>
-                <w:noProof/>
-                <w:webHidden/>
-              </w:rPr>
-            </w:r>
-            <w:r>
-              <w:rPr>
-                <w:noProof/>
-                <w:webHidden/>
-              </w:rPr>
-              <w:fldChar w:fldCharType="separate"/>
-            </w:r>
-            <w:r>
-              <w:rPr>
-                <w:noProof/>
-                <w:webHidden/>
-              </w:rPr>
-              <w:t>2</w:t>
-            </w:r>
-            <w:r>
-              <w:rPr>
-                <w:noProof/>
-                <w:webHidden/>
-              </w:rPr>
-              <w:fldChar w:fldCharType="end"/>
-            </w:r>
-          </w:hyperlink>
-        </w:p>
-        <w:p>
-          <w:pPr>
-            <w:pStyle w:val="TOC3"/>
-            <w:tabs>
-              <w:tab w:val="right" w:leader="dot" w:pos="9016"/>
-            </w:tabs>
-            <w:rPr>
-              <w:noProof/>
-            </w:rPr>
-          </w:pPr>
-          <w:hyperlink w:anchor="_Toc240292682" w:history="1">
-            <w:r>
-              <w:rPr>
-                <w:rStyle w:val="Hyperlink"/>
-                <w:noProof/>
-              </w:rPr>
-              <w:t>Lab</w:t>
-            </w:r>
-            <w:r>
-              <w:rPr>
-                <w:noProof/>
-                <w:webHidden/>
-              </w:rPr>
-              <w:tab/>
-            </w:r>
-            <w:r>
-              <w:rPr>
-                <w:noProof/>
-                <w:webHidden/>
-              </w:rPr>
-              <w:fldChar w:fldCharType="begin"/>
-            </w:r>
-            <w:r>
-              <w:rPr>
-                <w:noProof/>
-                <w:webHidden/>
-              </w:rPr>
-              <w:instrText xml:space="preserve"> PAGEREF _Toc240292682 \h </w:instrText>
-            </w:r>
-            <w:r>
-              <w:rPr>
-                <w:noProof/>
-                <w:webHidden/>
-              </w:rPr>
-            </w:r>
-            <w:r>
-              <w:rPr>
-                <w:noProof/>
-                <w:webHidden/>
-              </w:rPr>
-              <w:fldChar w:fldCharType="separate"/>
-            </w:r>
-            <w:r>
-              <w:rPr>
-                <w:noProof/>
-                <w:webHidden/>
-              </w:rPr>
-              <w:t>3</w:t>
-            </w:r>
-            <w:r>
-              <w:rPr>
-                <w:noProof/>
-                <w:webHidden/>
-              </w:rPr>
-              <w:fldChar w:fldCharType="end"/>
-            </w:r>
-          </w:hyperlink>
-        </w:p>
-        <w:p>
-          <w:pPr>
-            <w:pStyle w:val="TOC3"/>
-            <w:tabs>
-              <w:tab w:val="right" w:leader="dot" w:pos="9016"/>
-            </w:tabs>
-            <w:rPr>
-              <w:noProof/>
-            </w:rPr>
-          </w:pPr>
-          <w:hyperlink w:anchor="_Toc240292683" w:history="1">
-            <w:r>
-              <w:rPr>
-                <w:rStyle w:val="Hyperlink"/>
-                <w:noProof/>
-              </w:rPr>
-              <w:t>Showroom</w:t>
-            </w:r>
-            <w:r>
-              <w:rPr>
-                <w:noProof/>
-                <w:webHidden/>
-              </w:rPr>
-              <w:tab/>
-            </w:r>
-            <w:r>
-              <w:rPr>
-                <w:noProof/>
-                <w:webHidden/>
-              </w:rPr>
-              <w:fldChar w:fldCharType="begin"/>
-            </w:r>
-            <w:r>
-              <w:rPr>
-                <w:noProof/>
-                <w:webHidden/>
-              </w:rPr>
-              <w:instrText xml:space="preserve"> PAGEREF _Toc240292683 \h </w:instrText>
-            </w:r>
-            <w:r>
-              <w:rPr>
-                <w:noProof/>
-                <w:webHidden/>
-              </w:rPr>
-            </w:r>
-            <w:r>
-              <w:rPr>
-                <w:noProof/>
-                <w:webHidden/>
-              </w:rPr>
-              <w:fldChar w:fldCharType="separate"/>
-            </w:r>
-            <w:r>
-              <w:rPr>
-                <w:noProof/>
-                <w:webHidden/>
-              </w:rPr>
-              <w:t>3</w:t>
-            </w:r>
-            <w:r>
-              <w:rPr>
-                <w:noProof/>
-                <w:webHidden/>
-              </w:rPr>
-              <w:fldChar w:fldCharType="end"/>
-            </w:r>
-          </w:hyperlink>
-        </w:p>
-        <w:p>
-          <w:pPr>
-            <w:pStyle w:val="TOC2"/>
-            <w:tabs>
-              <w:tab w:val="right" w:leader="dot" w:pos="9016"/>
-            </w:tabs>
-            <w:rPr>
-              <w:noProof/>
-            </w:rPr>
-          </w:pPr>
-          <w:hyperlink w:anchor="_Toc240292684" w:history="1">
-            <w:r>
-              <w:rPr>
-                <w:rStyle w:val="Hyperlink"/>
-                <w:noProof/>
-              </w:rPr>
-              <w:t>Data Sources and Preparation</w:t>
-            </w:r>
-            <w:r>
-              <w:rPr>
-                <w:noProof/>
-                <w:webHidden/>
-              </w:rPr>
-              <w:tab/>
-            </w:r>
-            <w:r>
-              <w:rPr>
-                <w:noProof/>
-                <w:webHidden/>
-              </w:rPr>
-              <w:fldChar w:fldCharType="begin"/>
-            </w:r>
-            <w:r>
-              <w:rPr>
-                <w:noProof/>
-                <w:webHidden/>
-              </w:rPr>
-              <w:instrText xml:space="preserve"> PAGEREF _Toc240292684 \h </w:instrText>
-            </w:r>
-            <w:r>
-              <w:rPr>
-                <w:noProof/>
-                <w:webHidden/>
-              </w:rPr>
-            </w:r>
-            <w:r>
-              <w:rPr>
-                <w:noProof/>
-                <w:webHidden/>
-              </w:rPr>
-              <w:fldChar w:fldCharType="separate"/>
-            </w:r>
-            <w:r>
-              <w:rPr>
-                <w:noProof/>
-                <w:webHidden/>
-              </w:rPr>
-              <w:t>3</w:t>
-            </w:r>
-            <w:r>
-              <w:rPr>
-                <w:noProof/>
-                <w:webHidden/>
-              </w:rPr>
-              <w:fldChar w:fldCharType="end"/>
-            </w:r>
-          </w:hyperlink>
-        </w:p>
-        <w:p>
-          <w:pPr>
-            <w:pStyle w:val="TOC2"/>
-            <w:tabs>
-              <w:tab w:val="right" w:leader="dot" w:pos="9016"/>
-            </w:tabs>
-            <w:rPr>
-              <w:noProof/>
-            </w:rPr>
-          </w:pPr>
-          <w:hyperlink w:anchor="_Toc240292685" w:history="1">
-            <w:r>
-              <w:rPr>
-                <w:rStyle w:val="Hyperlink"/>
-                <w:noProof/>
-              </w:rPr>
-              <w:t>Feature Selection and Data Leakage</w:t>
-            </w:r>
-            <w:r>
-              <w:rPr>
-                <w:noProof/>
-                <w:webHidden/>
-              </w:rPr>
-              <w:tab/>
-            </w:r>
-            <w:r>
-              <w:rPr>
-                <w:noProof/>
-                <w:webHidden/>
-              </w:rPr>
-              <w:fldChar w:fldCharType="begin"/>
-            </w:r>
-            <w:r>
-              <w:rPr>
-                <w:noProof/>
-                <w:webHidden/>
-              </w:rPr>
-              <w:instrText xml:space="preserve"> PAGEREF _Toc240292685 \h </w:instrText>
-            </w:r>
-            <w:r>
-              <w:rPr>
-                <w:noProof/>
-                <w:webHidden/>
-              </w:rPr>
-            </w:r>
-            <w:r>
-              <w:rPr>
-                <w:noProof/>
-                <w:webHidden/>
-              </w:rPr>
-              <w:fldChar w:fldCharType="separate"/>
-            </w:r>
-            <w:r>
-              <w:rPr>
-                <w:noProof/>
-                <w:webHidden/>
-              </w:rPr>
-              <w:t>3</w:t>
-            </w:r>
-            <w:r>
-              <w:rPr>
-                <w:noProof/>
-                <w:webHidden/>
-              </w:rPr>
-              <w:fldChar w:fldCharType="end"/>
-            </w:r>
-          </w:hyperlink>
-        </w:p>
-        <w:p>
-          <w:pPr>
-            <w:pStyle w:val="TOC2"/>
-            <w:tabs>
-              <w:tab w:val="right" w:leader="dot" w:pos="9016"/>
-            </w:tabs>
-            <w:rPr>
-              <w:noProof/>
-            </w:rPr>
-          </w:pPr>
-          <w:hyperlink w:anchor="_Toc240292686" w:history="1">
-            <w:r>
-              <w:rPr>
-                <w:rStyle w:val="Hyperlink"/>
-                <w:noProof/>
-              </w:rPr>
-              <w:t>Model Selection</w:t>
-            </w:r>
-            <w:r>
-              <w:rPr>
-                <w:noProof/>
-                <w:webHidden/>
-              </w:rPr>
-              <w:tab/>
-            </w:r>
-            <w:r>
-              <w:rPr>
-                <w:noProof/>
-                <w:webHidden/>
-              </w:rPr>
-              <w:fldChar w:fldCharType="begin"/>
-            </w:r>
-            <w:r>
-              <w:rPr>
-                <w:noProof/>
-                <w:webHidden/>
-              </w:rPr>
-              <w:instrText xml:space="preserve"> PAGEREF _Toc240292686 \h </w:instrText>
-            </w:r>
-            <w:r>
-              <w:rPr>
-                <w:noProof/>
-                <w:webHidden/>
-              </w:rPr>
-            </w:r>
-            <w:r>
-              <w:rPr>
-                <w:noProof/>
-                <w:webHidden/>
-              </w:rPr>
-              <w:fldChar w:fldCharType="separate"/>
-            </w:r>
-            <w:r>
-              <w:rPr>
-                <w:noProof/>
-                <w:webHidden/>
-              </w:rPr>
-              <w:t>3</w:t>
-            </w:r>
-            <w:r>
-              <w:rPr>
-                <w:noProof/>
-                <w:webHidden/>
-              </w:rPr>
-              <w:fldChar w:fldCharType="end"/>
-            </w:r>
-          </w:hyperlink>
-        </w:p>
-        <w:p>
-          <w:pPr>
-            <w:pStyle w:val="TOC2"/>
-            <w:tabs>
-              <w:tab w:val="right" w:leader="dot" w:pos="9016"/>
-            </w:tabs>
-            <w:rPr>
-              <w:noProof/>
-            </w:rPr>
-          </w:pPr>
-          <w:hyperlink w:anchor="_Toc240292687" w:history="1">
-            <w:r>
-              <w:rPr>
-                <w:rStyle w:val="Hyperlink"/>
-                <w:noProof/>
-              </w:rPr>
-              <w:t>Evaluation Approach</w:t>
-            </w:r>
-            <w:r>
-              <w:rPr>
-                <w:noProof/>
-                <w:webHidden/>
-              </w:rPr>
-              <w:tab/>
-            </w:r>
-            <w:r>
-              <w:rPr>
-                <w:noProof/>
-                <w:webHidden/>
-              </w:rPr>
-              <w:fldChar w:fldCharType="begin"/>
-            </w:r>
-            <w:r>
-              <w:rPr>
-                <w:noProof/>
-                <w:webHidden/>
-              </w:rPr>
-              <w:instrText xml:space="preserve"> PAGEREF _Toc240292687 \h </w:instrText>
-            </w:r>
-            <w:r>
-              <w:rPr>
-                <w:noProof/>
-                <w:webHidden/>
-              </w:rPr>
-            </w:r>
-            <w:r>
-              <w:rPr>
-                <w:noProof/>
-                <w:webHidden/>
-              </w:rPr>
-              <w:fldChar w:fldCharType="separate"/>
-            </w:r>
-            <w:r>
-              <w:rPr>
-                <w:noProof/>
-                <w:webHidden/>
-              </w:rPr>
-              <w:t>4</w:t>
-            </w:r>
-            <w:r>
-              <w:rPr>
-                <w:noProof/>
-                <w:webHidden/>
-              </w:rPr>
-              <w:fldChar w:fldCharType="end"/>
-            </w:r>
-          </w:hyperlink>
-        </w:p>
-        <w:p>
-          <w:pPr>
-            <w:pStyle w:val="TOC2"/>
-            <w:tabs>
-              <w:tab w:val="right" w:leader="dot" w:pos="9016"/>
-            </w:tabs>
-            <w:rPr>
-              <w:noProof/>
-            </w:rPr>
-          </w:pPr>
-          <w:hyperlink w:anchor="_Toc240292688" w:history="1">
-            <w:r>
-              <w:rPr>
-                <w:rStyle w:val="Hyperlink"/>
-                <w:noProof/>
-              </w:rPr>
-              <w:t>Ethics, GDPR and Data Permission</w:t>
-            </w:r>
-            <w:r>
-              <w:rPr>
-                <w:noProof/>
-                <w:webHidden/>
-              </w:rPr>
-              <w:tab/>
-            </w:r>
-            <w:r>
-              <w:rPr>
-                <w:noProof/>
-                <w:webHidden/>
-              </w:rPr>
-              <w:fldChar w:fldCharType="begin"/>
-            </w:r>
-            <w:r>
-              <w:rPr>
-                <w:noProof/>
-                <w:webHidden/>
-              </w:rPr>
-              <w:instrText xml:space="preserve"> PAGEREF _Toc240292688 \h </w:instrText>
-            </w:r>
-            <w:r>
-              <w:rPr>
-                <w:noProof/>
-                <w:webHidden/>
-              </w:rPr>
-            </w:r>
-            <w:r>
-              <w:rPr>
-                <w:noProof/>
-                <w:webHidden/>
-              </w:rPr>
-              <w:fldChar w:fldCharType="separate"/>
-            </w:r>
-            <w:r>
-              <w:rPr>
-                <w:noProof/>
-                <w:webHidden/>
-              </w:rPr>
-              <w:t>4</w:t>
-            </w:r>
-            <w:r>
-              <w:rPr>
-                <w:noProof/>
-                <w:webHidden/>
-              </w:rPr>
-              <w:fldChar w:fldCharType="end"/>
-            </w:r>
-          </w:hyperlink>
-        </w:p>
-        <w:p>
-          <w:pPr>
-            <w:pStyle w:val="TOC2"/>
-            <w:tabs>
-              <w:tab w:val="right" w:leader="dot" w:pos="9016"/>
-            </w:tabs>
-            <w:rPr>
-              <w:noProof/>
-            </w:rPr>
-          </w:pPr>
-          <w:hyperlink w:anchor="_Toc240292689" w:history="1">
-            <w:r>
-              <w:rPr>
-                <w:rStyle w:val="Hyperlink"/>
-                <w:noProof/>
-              </w:rPr>
-              <w:t>Conclusion</w:t>
-            </w:r>
-            <w:r>
-              <w:rPr>
-                <w:noProof/>
-                <w:webHidden/>
-              </w:rPr>
-              <w:tab/>
-            </w:r>
-            <w:r>
-              <w:rPr>
-                <w:noProof/>
-                <w:webHidden/>
-              </w:rPr>
-              <w:fldChar w:fldCharType="begin"/>
-            </w:r>
-            <w:r>
-              <w:rPr>
-                <w:noProof/>
-                <w:webHidden/>
-              </w:rPr>
-              <w:instrText xml:space="preserve"> PAGEREF _Toc240292689 \h </w:instrText>
-            </w:r>
-            <w:r>
-              <w:rPr>
-                <w:noProof/>
-                <w:webHidden/>
-              </w:rPr>
-            </w:r>
-            <w:r>
-              <w:rPr>
-                <w:noProof/>
-                <w:webHidden/>
-              </w:rPr>
-              <w:fldChar w:fldCharType="separate"/>
-            </w:r>
-            <w:r>
-              <w:rPr>
-                <w:noProof/>
-                <w:webHidden/>
-              </w:rPr>
-              <w:t>5</w:t>
-            </w:r>
-            <w:r>
-              <w:rPr>
-                <w:noProof/>
-                <w:webHidden/>
-              </w:rPr>
-              <w:fldChar w:fldCharType="end"/>
-            </w:r>
-          </w:hyperlink>
-        </w:p>
-        <w:p>
-          <w:pPr>
-            <w:pStyle w:val="TOC2"/>
-            <w:tabs>
-              <w:tab w:val="right" w:leader="dot" w:pos="9016"/>
-            </w:tabs>
-            <w:rPr>
-              <w:noProof/>
-            </w:rPr>
-          </w:pPr>
-          <w:hyperlink w:anchor="_Toc240292690" w:history="1">
-            <w:r>
-              <w:rPr>
-                <w:rStyle w:val="Hyperlink"/>
-                <w:noProof/>
-              </w:rPr>
-              <w:t>References</w:t>
-            </w:r>
-            <w:r>
-              <w:rPr>
-                <w:noProof/>
-                <w:webHidden/>
-              </w:rPr>
-              <w:tab/>
-            </w:r>
-            <w:r>
-              <w:rPr>
-                <w:noProof/>
-                <w:webHidden/>
-              </w:rPr>
-              <w:fldChar w:fldCharType="begin"/>
-            </w:r>
-            <w:r>
-              <w:rPr>
-                <w:noProof/>
-                <w:webHidden/>
-              </w:rPr>
-              <w:instrText xml:space="preserve"> PAGEREF _Toc240292690 \h </w:instrText>
-            </w:r>
-            <w:r>
-              <w:rPr>
-                <w:noProof/>
-                <w:webHidden/>
-              </w:rPr>
-            </w:r>
-            <w:r>
-              <w:rPr>
-                <w:noProof/>
-                <w:webHidden/>
-              </w:rPr>
-              <w:fldChar w:fldCharType="separate"/>
-            </w:r>
-            <w:r>
-              <w:rPr>
-                <w:noProof/>
-                <w:webHidden/>
-              </w:rPr>
-              <w:t>5</w:t>
-            </w:r>
-            <w:r>
-              <w:rPr>
-                <w:noProof/>
-                <w:webHidden/>
-              </w:rPr>
-              <w:fldChar w:fldCharType="end"/>
-            </w:r>
-          </w:hyperlink>
-        </w:p>
-        <w:p>
-          <w:pPr>
-            <w:pStyle w:val="TOC3"/>
-            <w:tabs>
-              <w:tab w:val="right" w:leader="dot" w:pos="9016"/>
-            </w:tabs>
-            <w:rPr>
-              <w:noProof/>
-            </w:rPr>
-          </w:pPr>
-          <w:hyperlink w:anchor="_Toc240292691" w:history="1">
-            <w:r>
-              <w:rPr>
-                <w:rStyle w:val="Hyperlink"/>
-                <w:noProof/>
-              </w:rPr>
-              <w:t>Additional sources discussed</w:t>
-            </w:r>
-            <w:r>
-              <w:rPr>
-                <w:noProof/>
-                <w:webHidden/>
-              </w:rPr>
-              <w:tab/>
-            </w:r>
-            <w:r>
-              <w:rPr>
-                <w:noProof/>
-                <w:webHidden/>
-              </w:rPr>
-              <w:fldChar w:fldCharType="begin"/>
-            </w:r>
-            <w:r>
-              <w:rPr>
-                <w:noProof/>
-                <w:webHidden/>
-              </w:rPr>
-              <w:instrText xml:space="preserve"> PAGEREF _Toc240292691 \h </w:instrText>
+              <w:instrText xml:space="preserve"> PAGEREF _Toc240552596 \h </w:instrText>
             </w:r>
             <w:r>
               <w:rPr>
@@ -1227,7 +1193,7 @@
       <w:pPr>
         <w:pStyle w:val="Heading2"/>
       </w:pPr>
-      <w:bookmarkStart w:id="1" w:name="_Toc240292676"/>
+      <w:bookmarkStart w:id="1" w:name="_Toc240552582"/>
       <w:r>
         <w:lastRenderedPageBreak/>
         <w:t>Project Introduction</w:t>
@@ -1251,7 +1217,6 @@
       </w:r>
     </w:p>
     <w:p>
-      <w:bookmarkStart w:id="3" w:name="_Toc240292677"/>
       <w:r>
         <w:t xml:space="preserve">This tasks is supervised regression, as the target variable is a continuous numerical value. Due to this, I will mainly be working with Machine Learning Algorithms, with the possibility of even </w:t>
       </w:r>
@@ -1259,11 +1224,7 @@
         <w:t>adding</w:t>
       </w:r>
       <w:r>
-        <w:t xml:space="preserve"> a Neural Network to then compare to the Machine Learning.</w:t>
-      </w:r>
-      <w:bookmarkEnd w:id="3"/>
-      <w:r>
-        <w:t xml:space="preserve"> </w:t>
+        <w:t xml:space="preserve"> a Neural Network to then compare to the Machine Learning. </w:t>
       </w:r>
     </w:p>
     <w:p>
@@ -1278,13 +1239,13 @@
       <w:pPr>
         <w:pStyle w:val="Heading2"/>
       </w:pPr>
-      <w:bookmarkStart w:id="4" w:name="_Toc240292678"/>
+      <w:bookmarkStart w:id="3" w:name="_Toc240552583"/>
       <w:r>
         <w:t>Research Questions</w:t>
       </w:r>
-      <w:bookmarkStart w:id="5" w:name="F1Section5"/>
+      <w:bookmarkStart w:id="4" w:name="F1Section5"/>
+      <w:bookmarkEnd w:id="3"/>
       <w:bookmarkEnd w:id="4"/>
-      <w:bookmarkEnd w:id="5"/>
     </w:p>
     <w:p>
       <w:pPr>
@@ -1327,16 +1288,16 @@
           <w:rFonts w:eastAsiaTheme="minorHAnsi"/>
         </w:rPr>
       </w:pPr>
-      <w:bookmarkStart w:id="6" w:name="_Toc240292679"/>
+      <w:bookmarkStart w:id="5" w:name="_Toc240552584"/>
       <w:r>
         <w:rPr>
           <w:rFonts w:eastAsiaTheme="minorHAnsi"/>
         </w:rPr>
         <w:t>Research Method – DOT Framework</w:t>
       </w:r>
-      <w:bookmarkStart w:id="7" w:name="F1Section8"/>
+      <w:bookmarkStart w:id="6" w:name="F1Section8"/>
+      <w:bookmarkEnd w:id="5"/>
       <w:bookmarkEnd w:id="6"/>
-      <w:bookmarkEnd w:id="7"/>
     </w:p>
     <w:p>
       <w:r>
@@ -1354,21 +1315,7 @@
             <w:color w:val="0563C1"/>
             <w:u w:val="single"/>
           </w:rPr>
-          <w:t>ICT Research Metho</w:t>
-        </w:r>
-        <w:r>
-          <w:rPr>
-            <w:color w:val="0563C1"/>
-            <w:u w:val="single"/>
-          </w:rPr>
-          <w:t>d</w:t>
-        </w:r>
-        <w:r>
-          <w:rPr>
-            <w:color w:val="0563C1"/>
-            <w:u w:val="single"/>
-          </w:rPr>
-          <w:t>s, n.d.</w:t>
+          <w:t>ICT Research Methods, n.d.</w:t>
         </w:r>
       </w:hyperlink>
       <w:r>
@@ -1379,13 +1326,13 @@
       <w:pPr>
         <w:pStyle w:val="Heading3"/>
       </w:pPr>
-      <w:bookmarkStart w:id="8" w:name="_Toc240292680"/>
+      <w:bookmarkStart w:id="7" w:name="_Toc240552585"/>
       <w:r>
         <w:t>Library</w:t>
       </w:r>
-      <w:bookmarkStart w:id="9" w:name="F1Section10"/>
+      <w:bookmarkStart w:id="8" w:name="F1Section10"/>
+      <w:bookmarkEnd w:id="7"/>
       <w:bookmarkEnd w:id="8"/>
-      <w:bookmarkEnd w:id="9"/>
     </w:p>
     <w:p>
       <w:r>
@@ -1397,21 +1344,7 @@
             <w:color w:val="0563C1"/>
             <w:u w:val="single"/>
           </w:rPr>
-          <w:t>Cappello &amp; Hoegh</w:t>
-        </w:r>
-        <w:r>
-          <w:rPr>
-            <w:color w:val="0563C1"/>
-            <w:u w:val="single"/>
-          </w:rPr>
-          <w:t>,</w:t>
-        </w:r>
-        <w:r>
-          <w:rPr>
-            <w:color w:val="0563C1"/>
-            <w:u w:val="single"/>
-          </w:rPr>
-          <w:t xml:space="preserve"> 2026</w:t>
+          <w:t>Cappello &amp; Hoegh, 2026</w:t>
         </w:r>
       </w:hyperlink>
       <w:r>
@@ -1434,13 +1367,13 @@
       <w:pPr>
         <w:pStyle w:val="Heading3"/>
       </w:pPr>
-      <w:bookmarkStart w:id="10" w:name="_Toc240292681"/>
+      <w:bookmarkStart w:id="9" w:name="_Toc240552586"/>
       <w:r>
         <w:t>Workshop</w:t>
       </w:r>
-      <w:bookmarkStart w:id="11" w:name="F1Section12"/>
+      <w:bookmarkStart w:id="10" w:name="F1Section12"/>
+      <w:bookmarkEnd w:id="9"/>
       <w:bookmarkEnd w:id="10"/>
-      <w:bookmarkEnd w:id="11"/>
     </w:p>
     <w:p>
       <w:r>
@@ -1454,14 +1387,14 @@
       <w:pPr>
         <w:pStyle w:val="Heading3"/>
       </w:pPr>
-      <w:bookmarkStart w:id="12" w:name="_Toc240292682"/>
+      <w:bookmarkStart w:id="11" w:name="_Toc240552587"/>
       <w:r>
         <w:lastRenderedPageBreak/>
         <w:t>Lab</w:t>
       </w:r>
-      <w:bookmarkStart w:id="13" w:name="F1Section14"/>
+      <w:bookmarkStart w:id="12" w:name="F1Section14"/>
+      <w:bookmarkEnd w:id="11"/>
       <w:bookmarkEnd w:id="12"/>
-      <w:bookmarkEnd w:id="13"/>
     </w:p>
     <w:p>
       <w:r>
@@ -1472,13 +1405,13 @@
       <w:pPr>
         <w:pStyle w:val="Heading3"/>
       </w:pPr>
-      <w:bookmarkStart w:id="14" w:name="_Toc240292683"/>
+      <w:bookmarkStart w:id="13" w:name="_Toc240552588"/>
       <w:r>
         <w:t>Showroom</w:t>
       </w:r>
-      <w:bookmarkStart w:id="15" w:name="F1Section16"/>
+      <w:bookmarkStart w:id="14" w:name="F1Section16"/>
+      <w:bookmarkEnd w:id="13"/>
       <w:bookmarkEnd w:id="14"/>
-      <w:bookmarkEnd w:id="15"/>
     </w:p>
     <w:p>
       <w:r>
@@ -1489,13 +1422,13 @@
       <w:pPr>
         <w:pStyle w:val="Heading2"/>
       </w:pPr>
-      <w:bookmarkStart w:id="16" w:name="_Toc240292684"/>
+      <w:bookmarkStart w:id="15" w:name="_Toc240552589"/>
       <w:r>
         <w:t>Data Sources and Preparation</w:t>
       </w:r>
-      <w:bookmarkStart w:id="17" w:name="F1Section18"/>
+      <w:bookmarkStart w:id="16" w:name="F1Section18"/>
+      <w:bookmarkEnd w:id="15"/>
       <w:bookmarkEnd w:id="16"/>
-      <w:bookmarkEnd w:id="17"/>
     </w:p>
     <w:p>
       <w:r>
@@ -1510,21 +1443,7 @@
             <w:color w:val="0563C1"/>
             <w:u w:val="single"/>
           </w:rPr>
-          <w:t>FastF1 contribut</w:t>
-        </w:r>
-        <w:r>
-          <w:rPr>
-            <w:color w:val="0563C1"/>
-            <w:u w:val="single"/>
-          </w:rPr>
-          <w:t>o</w:t>
-        </w:r>
-        <w:r>
-          <w:rPr>
-            <w:color w:val="0563C1"/>
-            <w:u w:val="single"/>
-          </w:rPr>
-          <w:t>rs, n.d.-a</w:t>
+          <w:t>FastF1 contributors, n.d.-a</w:t>
         </w:r>
       </w:hyperlink>
       <w:r>
@@ -1536,21 +1455,7 @@
             <w:color w:val="0563C1"/>
             <w:u w:val="single"/>
           </w:rPr>
-          <w:t>Cappell</w:t>
-        </w:r>
-        <w:r>
-          <w:rPr>
-            <w:color w:val="0563C1"/>
-            <w:u w:val="single"/>
-          </w:rPr>
-          <w:t>o</w:t>
-        </w:r>
-        <w:r>
-          <w:rPr>
-            <w:color w:val="0563C1"/>
-            <w:u w:val="single"/>
-          </w:rPr>
-          <w:t>, n.d.</w:t>
+          <w:t>Cappello, n.d.</w:t>
         </w:r>
       </w:hyperlink>
       <w:r>
@@ -1571,13 +1476,13 @@
       <w:pPr>
         <w:pStyle w:val="Heading2"/>
       </w:pPr>
-      <w:bookmarkStart w:id="18" w:name="_Toc240292685"/>
+      <w:bookmarkStart w:id="17" w:name="_Toc240552590"/>
       <w:r>
         <w:t>Feature Selection and Data Leakage</w:t>
       </w:r>
-      <w:bookmarkStart w:id="19" w:name="F1Section22"/>
+      <w:bookmarkStart w:id="18" w:name="F1Section22"/>
+      <w:bookmarkEnd w:id="17"/>
       <w:bookmarkEnd w:id="18"/>
-      <w:bookmarkEnd w:id="19"/>
     </w:p>
     <w:p>
       <w:r>
@@ -1595,21 +1500,7 @@
             <w:color w:val="0563C1"/>
             <w:u w:val="single"/>
           </w:rPr>
-          <w:t>Cappello &amp; Hoegh,</w:t>
-        </w:r>
-        <w:r>
-          <w:rPr>
-            <w:color w:val="0563C1"/>
-            <w:u w:val="single"/>
-          </w:rPr>
-          <w:t xml:space="preserve"> </w:t>
-        </w:r>
-        <w:r>
-          <w:rPr>
-            <w:color w:val="0563C1"/>
-            <w:u w:val="single"/>
-          </w:rPr>
-          <w:t>2026</w:t>
+          <w:t>Cappello &amp; Hoegh, 2026</w:t>
         </w:r>
       </w:hyperlink>
       <w:r>
@@ -1638,21 +1529,7 @@
             <w:color w:val="0563C1"/>
             <w:u w:val="single"/>
           </w:rPr>
-          <w:t>scikit-learn devel</w:t>
-        </w:r>
-        <w:r>
-          <w:rPr>
-            <w:color w:val="0563C1"/>
-            <w:u w:val="single"/>
-          </w:rPr>
-          <w:t>o</w:t>
-        </w:r>
-        <w:r>
-          <w:rPr>
-            <w:color w:val="0563C1"/>
-            <w:u w:val="single"/>
-          </w:rPr>
-          <w:t>pers, n.d.-a</w:t>
+          <w:t>scikit-learn developers, n.d.-a</w:t>
         </w:r>
       </w:hyperlink>
       <w:r>
@@ -1663,13 +1540,13 @@
       <w:pPr>
         <w:pStyle w:val="Heading2"/>
       </w:pPr>
-      <w:bookmarkStart w:id="20" w:name="_Toc240292686"/>
+      <w:bookmarkStart w:id="19" w:name="_Toc240552591"/>
       <w:r>
         <w:t>Model Selection</w:t>
       </w:r>
-      <w:bookmarkStart w:id="21" w:name="F1Section25"/>
+      <w:bookmarkStart w:id="20" w:name="F1Section25"/>
+      <w:bookmarkEnd w:id="19"/>
       <w:bookmarkEnd w:id="20"/>
-      <w:bookmarkEnd w:id="21"/>
     </w:p>
     <w:p>
       <w:r>
@@ -1696,21 +1573,7 @@
             <w:color w:val="0563C1"/>
             <w:u w:val="single"/>
           </w:rPr>
-          <w:t>scikit-learn deve</w:t>
-        </w:r>
-        <w:r>
-          <w:rPr>
-            <w:color w:val="0563C1"/>
-            <w:u w:val="single"/>
-          </w:rPr>
-          <w:t>l</w:t>
-        </w:r>
-        <w:r>
-          <w:rPr>
-            <w:color w:val="0563C1"/>
-            <w:u w:val="single"/>
-          </w:rPr>
-          <w:t>opers, n.d.-d</w:t>
+          <w:t>scikit-learn developers, n.d.-d</w:t>
         </w:r>
       </w:hyperlink>
       <w:r>
@@ -1734,21 +1597,7 @@
             <w:color w:val="0563C1"/>
             <w:u w:val="single"/>
           </w:rPr>
-          <w:t>Grinszta</w:t>
-        </w:r>
-        <w:r>
-          <w:rPr>
-            <w:color w:val="0563C1"/>
-            <w:u w:val="single"/>
-          </w:rPr>
-          <w:t>j</w:t>
-        </w:r>
-        <w:r>
-          <w:rPr>
-            <w:color w:val="0563C1"/>
-            <w:u w:val="single"/>
-          </w:rPr>
-          <w:t>n et al., 2022</w:t>
+          <w:t>Grinsztajn et al., 2022</w:t>
         </w:r>
       </w:hyperlink>
       <w:r>
@@ -1772,21 +1621,7 @@
             <w:color w:val="0563C1"/>
             <w:u w:val="single"/>
           </w:rPr>
-          <w:t>Hyndman &amp; Athan</w:t>
-        </w:r>
-        <w:r>
-          <w:rPr>
-            <w:color w:val="0563C1"/>
-            <w:u w:val="single"/>
-          </w:rPr>
-          <w:t>a</w:t>
-        </w:r>
-        <w:r>
-          <w:rPr>
-            <w:color w:val="0563C1"/>
-            <w:u w:val="single"/>
-          </w:rPr>
-          <w:t>sopoulos, 2021</w:t>
+          <w:t>Hyndman &amp; Athanasopoulos, 2021</w:t>
         </w:r>
       </w:hyperlink>
       <w:r>
@@ -1814,13 +1649,13 @@
       <w:pPr>
         <w:pStyle w:val="Heading2"/>
       </w:pPr>
-      <w:bookmarkStart w:id="22" w:name="_Toc240292687"/>
+      <w:bookmarkStart w:id="21" w:name="_Toc240552592"/>
       <w:r>
         <w:t>Evaluation Approach</w:t>
       </w:r>
-      <w:bookmarkStart w:id="23" w:name="F1Section29"/>
+      <w:bookmarkStart w:id="22" w:name="F1Section29"/>
+      <w:bookmarkEnd w:id="21"/>
       <w:bookmarkEnd w:id="22"/>
-      <w:bookmarkEnd w:id="23"/>
     </w:p>
     <w:p>
       <w:r>
@@ -1835,35 +1670,7 @@
             <w:color w:val="0563C1"/>
             <w:u w:val="single"/>
           </w:rPr>
-          <w:t>scikit-learn deve</w:t>
-        </w:r>
-        <w:r>
-          <w:rPr>
-            <w:color w:val="0563C1"/>
-            <w:u w:val="single"/>
-          </w:rPr>
-          <w:t>l</w:t>
-        </w:r>
-        <w:r>
-          <w:rPr>
-            <w:color w:val="0563C1"/>
-            <w:u w:val="single"/>
-          </w:rPr>
-          <w:t>oper</w:t>
-        </w:r>
-        <w:r>
-          <w:rPr>
-            <w:color w:val="0563C1"/>
-            <w:u w:val="single"/>
-          </w:rPr>
-          <w:t>s</w:t>
-        </w:r>
-        <w:r>
-          <w:rPr>
-            <w:color w:val="0563C1"/>
-            <w:u w:val="single"/>
-          </w:rPr>
-          <w:t>, n.d.-b</w:t>
+          <w:t>scikit-learn developers, n.d.-b</w:t>
         </w:r>
       </w:hyperlink>
       <w:r>
@@ -1883,35 +1690,7 @@
             <w:color w:val="0563C1"/>
             <w:u w:val="single"/>
           </w:rPr>
-          <w:t>scik</w:t>
-        </w:r>
-        <w:r>
-          <w:rPr>
-            <w:color w:val="0563C1"/>
-            <w:u w:val="single"/>
-          </w:rPr>
-          <w:t>i</w:t>
-        </w:r>
-        <w:r>
-          <w:rPr>
-            <w:color w:val="0563C1"/>
-            <w:u w:val="single"/>
-          </w:rPr>
-          <w:t>t-learn developers, n.</w:t>
-        </w:r>
-        <w:r>
-          <w:rPr>
-            <w:color w:val="0563C1"/>
-            <w:u w:val="single"/>
-          </w:rPr>
-          <w:t>d</w:t>
-        </w:r>
-        <w:r>
-          <w:rPr>
-            <w:color w:val="0563C1"/>
-            <w:u w:val="single"/>
-          </w:rPr>
-          <w:t>.-e</w:t>
+          <w:t>scikit-learn developers, n.d.-e</w:t>
         </w:r>
       </w:hyperlink>
       <w:r>
@@ -1959,13 +1738,13 @@
       <w:pPr>
         <w:pStyle w:val="Heading2"/>
       </w:pPr>
-      <w:bookmarkStart w:id="24" w:name="_Toc240292688"/>
+      <w:bookmarkStart w:id="23" w:name="_Toc240552593"/>
       <w:r>
         <w:t>Ethics, GDPR and Data Permission</w:t>
       </w:r>
-      <w:bookmarkStart w:id="25" w:name="F1Section37"/>
+      <w:bookmarkStart w:id="24" w:name="F1Section37"/>
+      <w:bookmarkEnd w:id="23"/>
       <w:bookmarkEnd w:id="24"/>
-      <w:bookmarkEnd w:id="25"/>
     </w:p>
     <w:p>
       <w:r>
@@ -1977,21 +1756,7 @@
             <w:color w:val="0563C1"/>
             <w:u w:val="single"/>
           </w:rPr>
-          <w:t>European Parliament &amp; Council of the Europea</w:t>
-        </w:r>
-        <w:r>
-          <w:rPr>
-            <w:color w:val="0563C1"/>
-            <w:u w:val="single"/>
-          </w:rPr>
-          <w:t>n</w:t>
-        </w:r>
-        <w:r>
-          <w:rPr>
-            <w:color w:val="0563C1"/>
-            <w:u w:val="single"/>
-          </w:rPr>
-          <w:t xml:space="preserve"> Union, 2016</w:t>
+          <w:t>European Parliament &amp; Council of the European Union, 2016</w:t>
         </w:r>
       </w:hyperlink>
       <w:r>
@@ -2008,21 +1773,7 @@
             <w:color w:val="0563C1"/>
             <w:u w:val="single"/>
           </w:rPr>
-          <w:t>European Data Prot</w:t>
-        </w:r>
-        <w:r>
-          <w:rPr>
-            <w:color w:val="0563C1"/>
-            <w:u w:val="single"/>
-          </w:rPr>
-          <w:t>e</w:t>
-        </w:r>
-        <w:r>
-          <w:rPr>
-            <w:color w:val="0563C1"/>
-            <w:u w:val="single"/>
-          </w:rPr>
-          <w:t>ction Board, n.d.</w:t>
+          <w:t>European Data Protection Board, n.d.</w:t>
         </w:r>
       </w:hyperlink>
       <w:r>
@@ -2033,13 +1784,13 @@
       <w:pPr>
         <w:pStyle w:val="Heading2"/>
       </w:pPr>
-      <w:bookmarkStart w:id="26" w:name="_Toc240292689"/>
+      <w:bookmarkStart w:id="25" w:name="_Toc240552594"/>
       <w:r>
         <w:t>Conclusion</w:t>
       </w:r>
-      <w:bookmarkStart w:id="27" w:name="F1Section40"/>
+      <w:bookmarkStart w:id="26" w:name="F1Section40"/>
+      <w:bookmarkEnd w:id="25"/>
       <w:bookmarkEnd w:id="26"/>
-      <w:bookmarkEnd w:id="27"/>
     </w:p>
     <w:p>
       <w:r>
@@ -2058,21 +1809,7 @@
             <w:color w:val="0563C1"/>
             <w:u w:val="single"/>
           </w:rPr>
-          <w:t xml:space="preserve">FastF1 </w:t>
-        </w:r>
-        <w:r>
-          <w:rPr>
-            <w:color w:val="0563C1"/>
-            <w:u w:val="single"/>
-          </w:rPr>
-          <w:t>c</w:t>
-        </w:r>
-        <w:r>
-          <w:rPr>
-            <w:color w:val="0563C1"/>
-            <w:u w:val="single"/>
-          </w:rPr>
-          <w:t>ontributors, n.d.-b</w:t>
+          <w:t>FastF1 contributors, n.d.-b</w:t>
         </w:r>
       </w:hyperlink>
       <w:r>
@@ -2097,21 +1834,7 @@
             <w:color w:val="0563C1"/>
             <w:u w:val="single"/>
           </w:rPr>
-          <w:t>Formula 1,</w:t>
-        </w:r>
-        <w:r>
-          <w:rPr>
-            <w:color w:val="0563C1"/>
-            <w:u w:val="single"/>
-          </w:rPr>
-          <w:t xml:space="preserve"> </w:t>
-        </w:r>
-        <w:r>
-          <w:rPr>
-            <w:color w:val="0563C1"/>
-            <w:u w:val="single"/>
-          </w:rPr>
-          <w:t>n.d.</w:t>
+          <w:t>Formula 1, n.d.</w:t>
         </w:r>
       </w:hyperlink>
       <w:r>
@@ -2139,13 +1862,13 @@
       <w:pPr>
         <w:pStyle w:val="Heading2"/>
       </w:pPr>
-      <w:bookmarkStart w:id="28" w:name="_Toc240292690"/>
+      <w:bookmarkStart w:id="27" w:name="_Toc240552595"/>
       <w:r>
         <w:t>References</w:t>
       </w:r>
-      <w:bookmarkStart w:id="29" w:name="F1Section45"/>
+      <w:bookmarkStart w:id="28" w:name="F1Section45"/>
+      <w:bookmarkEnd w:id="27"/>
       <w:bookmarkEnd w:id="28"/>
-      <w:bookmarkEnd w:id="29"/>
     </w:p>
     <w:p>
       <w:r>
@@ -2449,11 +2172,11 @@
       <w:pPr>
         <w:pStyle w:val="Heading3"/>
       </w:pPr>
-      <w:bookmarkStart w:id="30" w:name="_Toc240292691"/>
+      <w:bookmarkStart w:id="29" w:name="_Toc240552596"/>
       <w:r>
         <w:t>Additional sources discussed</w:t>
       </w:r>
-      <w:bookmarkEnd w:id="30"/>
+      <w:bookmarkEnd w:id="29"/>
     </w:p>
     <w:p>
       <w:r>
